--- a/КИСП/ЛР4_ЛаврешинКИСП.docx
+++ b/КИСП/ЛР4_ЛаврешинКИСП.docx
@@ -1,6 +1,6 @@
 
 <file path=word/document.xml><?xml version="1.0" encoding="utf-8"?>
-<w:document xmlns:wpc="http://schemas.microsoft.com/office/word/2010/wordprocessingCanvas" xmlns:cx="http://schemas.microsoft.com/office/drawing/2014/chartex" xmlns:cx1="http://schemas.microsoft.com/office/drawing/2015/9/8/chartex" xmlns:cx2="http://schemas.microsoft.com/office/drawing/2015/10/21/chartex" xmlns:cx3="http://schemas.microsoft.com/office/drawing/2016/5/9/chartex" xmlns:cx4="http://schemas.microsoft.com/office/drawing/2016/5/10/chartex" xmlns:cx5="http://schemas.microsoft.com/office/drawing/2016/5/11/chartex" xmlns:cx6="http://schemas.microsoft.com/office/drawing/2016/5/12/chartex" xmlns:cx7="http://schemas.microsoft.com/office/drawing/2016/5/13/chartex" xmlns:cx8="http://schemas.microsoft.com/office/drawing/2016/5/14/chartex" xmlns:mc="http://schemas.openxmlformats.org/markup-compatibility/2006" xmlns:aink="http://schemas.microsoft.com/office/drawing/2016/ink" xmlns:am3d="http://schemas.microsoft.com/office/drawing/2017/model3d" xmlns:o="urn:schemas-microsoft-com:office:office" xmlns:oel="http://schemas.microsoft.com/office/2019/extlst" xmlns:r="http://schemas.openxmlformats.org/officeDocument/2006/relationships" xmlns:m="http://schemas.openxmlformats.org/officeDocument/2006/math" xmlns:v="urn:schemas-microsoft-com:vml" xmlns:wp14="http://schemas.microsoft.com/office/word/2010/wordprocessingDrawing" xmlns:wp="http://schemas.openxmlformats.org/drawingml/2006/wordprocessingDrawing" xmlns:w10="urn:schemas-microsoft-com:office:word" xmlns:w="http://schemas.openxmlformats.org/wordprocessingml/2006/main" xmlns:w14="http://schemas.microsoft.com/office/word/2010/wordml" xmlns:w15="http://schemas.microsoft.com/office/word/2012/wordml" xmlns:w16cex="http://schemas.microsoft.com/office/word/2018/wordml/cex" xmlns:w16cid="http://schemas.microsoft.com/office/word/2016/wordml/cid" xmlns:w16="http://schemas.microsoft.com/office/word/2018/wordml" xmlns:w16sdtdh="http://schemas.microsoft.com/office/word/2020/wordml/sdtdatahash" xmlns:w16se="http://schemas.microsoft.com/office/word/2015/wordml/symex" xmlns:wpg="http://schemas.microsoft.com/office/word/2010/wordprocessingGroup" xmlns:wpi="http://schemas.microsoft.com/office/word/2010/wordprocessingInk" xmlns:wne="http://schemas.microsoft.com/office/word/2006/wordml" xmlns:wps="http://schemas.microsoft.com/office/word/2010/wordprocessingShape" mc:Ignorable="w14 w15 w16se w16cid w16 w16cex w16sdtdh wp14">
+<w:document xmlns:wpc="http://schemas.microsoft.com/office/word/2010/wordprocessingCanvas" xmlns:cx="http://schemas.microsoft.com/office/drawing/2014/chartex" xmlns:cx1="http://schemas.microsoft.com/office/drawing/2015/9/8/chartex" xmlns:cx2="http://schemas.microsoft.com/office/drawing/2015/10/21/chartex" xmlns:cx3="http://schemas.microsoft.com/office/drawing/2016/5/9/chartex" xmlns:cx4="http://schemas.microsoft.com/office/drawing/2016/5/10/chartex" xmlns:cx5="http://schemas.microsoft.com/office/drawing/2016/5/11/chartex" xmlns:cx6="http://schemas.microsoft.com/office/drawing/2016/5/12/chartex" xmlns:cx7="http://schemas.microsoft.com/office/drawing/2016/5/13/chartex" xmlns:cx8="http://schemas.microsoft.com/office/drawing/2016/5/14/chartex" xmlns:mc="http://schemas.openxmlformats.org/markup-compatibility/2006" xmlns:aink="http://schemas.microsoft.com/office/drawing/2016/ink" xmlns:am3d="http://schemas.microsoft.com/office/drawing/2017/model3d" xmlns:o="urn:schemas-microsoft-com:office:office" xmlns:r="http://schemas.openxmlformats.org/officeDocument/2006/relationships" xmlns:m="http://schemas.openxmlformats.org/officeDocument/2006/math" xmlns:v="urn:schemas-microsoft-com:vml" xmlns:wp14="http://schemas.microsoft.com/office/word/2010/wordprocessingDrawing" xmlns:wp="http://schemas.openxmlformats.org/drawingml/2006/wordprocessingDrawing" xmlns:w10="urn:schemas-microsoft-com:office:word" xmlns:w="http://schemas.openxmlformats.org/wordprocessingml/2006/main" xmlns:w14="http://schemas.microsoft.com/office/word/2010/wordml" xmlns:w15="http://schemas.microsoft.com/office/word/2012/wordml" xmlns:w16cex="http://schemas.microsoft.com/office/word/2018/wordml/cex" xmlns:w16cid="http://schemas.microsoft.com/office/word/2016/wordml/cid" xmlns:w16="http://schemas.microsoft.com/office/word/2018/wordml" xmlns:w16sdtdh="http://schemas.microsoft.com/office/word/2020/wordml/sdtdatahash" xmlns:w16se="http://schemas.microsoft.com/office/word/2015/wordml/symex" xmlns:wpg="http://schemas.microsoft.com/office/word/2010/wordprocessingGroup" xmlns:wpi="http://schemas.microsoft.com/office/word/2010/wordprocessingInk" xmlns:wne="http://schemas.microsoft.com/office/word/2006/wordml" xmlns:wps="http://schemas.microsoft.com/office/word/2010/wordprocessingShape" mc:Ignorable="w14 w15 w16se w16cid w16 w16cex w16sdtdh wp14">
   <w:body>
     <w:p>
       <w:pPr>
@@ -170,13 +170,8 @@
               <w:jc w:val="center"/>
             </w:pPr>
             <w:r>
-              <w:t xml:space="preserve">доцент, </w:t>
+              <w:t>доцент, канд</w:t>
             </w:r>
-            <w:proofErr w:type="spellStart"/>
-            <w:r>
-              <w:t>канд</w:t>
-            </w:r>
-            <w:proofErr w:type="spellEnd"/>
             <w:r>
               <w:rPr>
                 <w:lang w:val="en-US"/>
@@ -796,11 +791,9 @@
             <w:r>
               <w:t xml:space="preserve">. </w:t>
             </w:r>
-            <w:proofErr w:type="spellStart"/>
             <w:r>
               <w:t>Лаврешин</w:t>
             </w:r>
-            <w:proofErr w:type="spellEnd"/>
           </w:p>
         </w:tc>
       </w:tr>
@@ -1373,23 +1366,6 @@
         <w:pStyle w:val="a5"/>
         <w:spacing w:before="0" w:line="360" w:lineRule="auto"/>
         <w:ind w:right="162"/>
-      </w:pPr>
-    </w:p>
-    <w:p>
-      <w:pPr>
-        <w:pStyle w:val="a5"/>
-        <w:spacing w:before="0" w:line="360" w:lineRule="auto"/>
-        <w:ind w:right="162"/>
-        <w:rPr>
-          <w:noProof/>
-        </w:rPr>
-      </w:pPr>
-    </w:p>
-    <w:p>
-      <w:pPr>
-        <w:pStyle w:val="a5"/>
-        <w:spacing w:before="0" w:line="360" w:lineRule="auto"/>
-        <w:ind w:right="162"/>
         <w:rPr>
           <w:noProof/>
         </w:rPr>
@@ -1494,28 +1470,9 @@
         <w:jc w:val="both"/>
       </w:pPr>
       <w:r>
+        <w:lastRenderedPageBreak/>
         <w:t>Заключительным этапом фильтрации стал отбор данных по заданному списку (рисунок 4). Итоговые значения задолженности контрагентов сформированы после ограничения временного интервала и выделения трех необходимых поставщиков.</w:t>
       </w:r>
-    </w:p>
-    <w:p>
-      <w:pPr>
-        <w:pStyle w:val="a5"/>
-        <w:spacing w:before="0" w:line="360" w:lineRule="auto"/>
-        <w:ind w:right="162"/>
-        <w:rPr>
-          <w:noProof/>
-        </w:rPr>
-      </w:pPr>
-    </w:p>
-    <w:p>
-      <w:pPr>
-        <w:pStyle w:val="a5"/>
-        <w:spacing w:before="0" w:line="360" w:lineRule="auto"/>
-        <w:ind w:right="162"/>
-        <w:rPr>
-          <w:noProof/>
-        </w:rPr>
-      </w:pPr>
     </w:p>
     <w:p>
       <w:pPr>
@@ -1587,14 +1544,6 @@
       <w:pPr>
         <w:pStyle w:val="a5"/>
         <w:spacing w:before="0" w:line="360" w:lineRule="auto"/>
-        <w:ind w:right="162"/>
-        <w:jc w:val="left"/>
-      </w:pPr>
-    </w:p>
-    <w:p>
-      <w:pPr>
-        <w:pStyle w:val="a5"/>
-        <w:spacing w:before="0" w:line="360" w:lineRule="auto"/>
         <w:ind w:right="162" w:firstLine="720"/>
         <w:jc w:val="left"/>
       </w:pPr>
@@ -1607,36 +1556,15 @@
         <w:pStyle w:val="a5"/>
         <w:spacing w:before="0" w:line="360" w:lineRule="auto"/>
         <w:ind w:right="162"/>
+      </w:pPr>
+      <w:r>
         <w:rPr>
           <w:noProof/>
         </w:rPr>
-      </w:pPr>
-    </w:p>
-    <w:p>
-      <w:pPr>
-        <w:pStyle w:val="a5"/>
-        <w:spacing w:before="0" w:line="360" w:lineRule="auto"/>
-        <w:ind w:right="162"/>
-        <w:rPr>
-          <w:noProof/>
-        </w:rPr>
-      </w:pPr>
-    </w:p>
-    <w:p>
-      <w:pPr>
-        <w:pStyle w:val="a5"/>
-        <w:spacing w:before="0" w:line="360" w:lineRule="auto"/>
-        <w:ind w:right="162"/>
-      </w:pPr>
-      <w:r>
-        <w:rPr>
-          <w:noProof/>
-        </w:rPr>
-        <w:lastRenderedPageBreak/>
         <w:drawing>
-          <wp:inline distT="0" distB="0" distL="0" distR="0" wp14:anchorId="7A28E392" wp14:editId="144FE940">
-            <wp:extent cx="5513746" cy="2898759"/>
-            <wp:effectExtent l="0" t="0" r="0" b="0"/>
+          <wp:inline distT="0" distB="0" distL="0" distR="0" wp14:anchorId="7A28E392" wp14:editId="3E5A4D7B">
+            <wp:extent cx="4665422" cy="2452767"/>
+            <wp:effectExtent l="0" t="0" r="1905" b="5080"/>
             <wp:docPr id="19" name="Рисунок 19"/>
             <wp:cNvGraphicFramePr>
               <a:graphicFrameLocks xmlns:a="http://schemas.openxmlformats.org/drawingml/2006/main" noChangeAspect="1"/>
@@ -1656,7 +1584,7 @@
                   <pic:spPr bwMode="auto">
                     <a:xfrm>
                       <a:off x="0" y="0"/>
-                      <a:ext cx="5520658" cy="2902393"/>
+                      <a:ext cx="4685023" cy="2463072"/>
                     </a:xfrm>
                     <a:prstGeom prst="rect">
                       <a:avLst/>
@@ -1695,30 +1623,18 @@
         <w:pStyle w:val="a5"/>
         <w:spacing w:before="0" w:line="360" w:lineRule="auto"/>
         <w:ind w:right="162"/>
-        <w:jc w:val="left"/>
+        <w:rPr>
+          <w:sz w:val="24"/>
+          <w:szCs w:val="24"/>
+        </w:rPr>
+      </w:pPr>
+      <w:r>
         <w:rPr>
           <w:noProof/>
           <w:sz w:val="24"/>
           <w:szCs w:val="24"/>
         </w:rPr>
-      </w:pPr>
-    </w:p>
-    <w:p>
-      <w:pPr>
-        <w:pStyle w:val="a5"/>
-        <w:spacing w:before="0" w:line="360" w:lineRule="auto"/>
-        <w:ind w:right="162"/>
-        <w:rPr>
-          <w:sz w:val="24"/>
-          <w:szCs w:val="24"/>
-        </w:rPr>
-      </w:pPr>
-      <w:r>
-        <w:rPr>
-          <w:noProof/>
-          <w:sz w:val="24"/>
-          <w:szCs w:val="24"/>
-        </w:rPr>
+        <w:lastRenderedPageBreak/>
         <w:drawing>
           <wp:inline distT="0" distB="0" distL="0" distR="0" wp14:anchorId="48E29452" wp14:editId="6772C6CB">
             <wp:extent cx="2920621" cy="3322086"/>
@@ -1778,13 +1694,6 @@
         <w:spacing w:before="0" w:line="360" w:lineRule="auto"/>
         <w:ind w:right="162"/>
       </w:pPr>
-    </w:p>
-    <w:p>
-      <w:pPr>
-        <w:pStyle w:val="a5"/>
-        <w:spacing w:before="0" w:line="360" w:lineRule="auto"/>
-        <w:ind w:right="162"/>
-      </w:pPr>
       <w:r>
         <w:t xml:space="preserve">Рисунок 6 – </w:t>
       </w:r>
@@ -1797,14 +1706,6 @@
       <w:r>
         <w:t xml:space="preserve"> продаж товаров по фильтрам периодов</w:t>
       </w:r>
-    </w:p>
-    <w:p>
-      <w:pPr>
-        <w:pStyle w:val="a5"/>
-        <w:spacing w:before="0" w:line="360" w:lineRule="auto"/>
-        <w:ind w:right="162"/>
-        <w:jc w:val="left"/>
-      </w:pPr>
     </w:p>
     <w:p>
       <w:pPr>
@@ -1825,38 +1726,11 @@
         <w:pStyle w:val="a5"/>
         <w:spacing w:before="0" w:line="360" w:lineRule="auto"/>
         <w:ind w:right="162"/>
+      </w:pPr>
+      <w:r>
         <w:rPr>
           <w:noProof/>
         </w:rPr>
-      </w:pPr>
-      <w:r>
-        <w:rPr>
-          <w:noProof/>
-        </w:rPr>
-        <w:t>Я</w:t>
-      </w:r>
-    </w:p>
-    <w:p>
-      <w:pPr>
-        <w:pStyle w:val="a5"/>
-        <w:spacing w:before="0" w:line="360" w:lineRule="auto"/>
-        <w:ind w:right="162"/>
-        <w:rPr>
-          <w:noProof/>
-        </w:rPr>
-      </w:pPr>
-    </w:p>
-    <w:p>
-      <w:pPr>
-        <w:pStyle w:val="a5"/>
-        <w:spacing w:before="0" w:line="360" w:lineRule="auto"/>
-        <w:ind w:right="162"/>
-      </w:pPr>
-      <w:r>
-        <w:rPr>
-          <w:noProof/>
-        </w:rPr>
-        <w:lastRenderedPageBreak/>
         <w:drawing>
           <wp:inline distT="0" distB="0" distL="0" distR="0" wp14:anchorId="75543AE5" wp14:editId="76F77CA8">
             <wp:extent cx="4603898" cy="3546977"/>
@@ -1925,13 +1799,6 @@
         <w:pStyle w:val="a5"/>
         <w:spacing w:before="0" w:line="360" w:lineRule="auto"/>
         <w:ind w:right="162"/>
-      </w:pPr>
-    </w:p>
-    <w:p>
-      <w:pPr>
-        <w:pStyle w:val="a5"/>
-        <w:spacing w:before="0" w:line="360" w:lineRule="auto"/>
-        <w:ind w:right="162"/>
         <w:jc w:val="both"/>
         <w:rPr>
           <w:noProof/>
@@ -1954,6 +1821,7 @@
         <w:rPr>
           <w:noProof/>
         </w:rPr>
+        <w:lastRenderedPageBreak/>
         <w:drawing>
           <wp:inline distT="0" distB="0" distL="0" distR="0" wp14:anchorId="5D22E7CA" wp14:editId="2A1BF556">
             <wp:extent cx="3105509" cy="2273918"/>
@@ -2019,28 +1887,10 @@
         <w:spacing w:before="0" w:line="360" w:lineRule="auto"/>
         <w:ind w:right="162"/>
       </w:pPr>
-    </w:p>
-    <w:p>
-      <w:pPr>
-        <w:pStyle w:val="a5"/>
-        <w:spacing w:before="0" w:line="360" w:lineRule="auto"/>
-        <w:ind w:right="162"/>
+      <w:r>
         <w:rPr>
           <w:noProof/>
         </w:rPr>
-      </w:pPr>
-    </w:p>
-    <w:p>
-      <w:pPr>
-        <w:pStyle w:val="a5"/>
-        <w:spacing w:before="0" w:line="360" w:lineRule="auto"/>
-        <w:ind w:right="162"/>
-      </w:pPr>
-      <w:r>
-        <w:rPr>
-          <w:noProof/>
-        </w:rPr>
-        <w:lastRenderedPageBreak/>
         <w:drawing>
           <wp:inline distT="0" distB="0" distL="0" distR="0" wp14:anchorId="1C617D0B" wp14:editId="155D4D94">
             <wp:extent cx="3545457" cy="2646388"/>
@@ -2134,7 +1984,7 @@
 </file>
 
 <file path=word/endnotes.xml><?xml version="1.0" encoding="utf-8"?>
-<w:endnotes xmlns:wpc="http://schemas.microsoft.com/office/word/2010/wordprocessingCanvas" xmlns:cx="http://schemas.microsoft.com/office/drawing/2014/chartex" xmlns:cx1="http://schemas.microsoft.com/office/drawing/2015/9/8/chartex" xmlns:cx2="http://schemas.microsoft.com/office/drawing/2015/10/21/chartex" xmlns:cx3="http://schemas.microsoft.com/office/drawing/2016/5/9/chartex" xmlns:cx4="http://schemas.microsoft.com/office/drawing/2016/5/10/chartex" xmlns:cx5="http://schemas.microsoft.com/office/drawing/2016/5/11/chartex" xmlns:cx6="http://schemas.microsoft.com/office/drawing/2016/5/12/chartex" xmlns:cx7="http://schemas.microsoft.com/office/drawing/2016/5/13/chartex" xmlns:cx8="http://schemas.microsoft.com/office/drawing/2016/5/14/chartex" xmlns:mc="http://schemas.openxmlformats.org/markup-compatibility/2006" xmlns:aink="http://schemas.microsoft.com/office/drawing/2016/ink" xmlns:am3d="http://schemas.microsoft.com/office/drawing/2017/model3d" xmlns:o="urn:schemas-microsoft-com:office:office" xmlns:oel="http://schemas.microsoft.com/office/2019/extlst" xmlns:r="http://schemas.openxmlformats.org/officeDocument/2006/relationships" xmlns:m="http://schemas.openxmlformats.org/officeDocument/2006/math" xmlns:v="urn:schemas-microsoft-com:vml" xmlns:wp14="http://schemas.microsoft.com/office/word/2010/wordprocessingDrawing" xmlns:wp="http://schemas.openxmlformats.org/drawingml/2006/wordprocessingDrawing" xmlns:w10="urn:schemas-microsoft-com:office:word" xmlns:w="http://schemas.openxmlformats.org/wordprocessingml/2006/main" xmlns:w14="http://schemas.microsoft.com/office/word/2010/wordml" xmlns:w15="http://schemas.microsoft.com/office/word/2012/wordml" xmlns:w16cex="http://schemas.microsoft.com/office/word/2018/wordml/cex" xmlns:w16cid="http://schemas.microsoft.com/office/word/2016/wordml/cid" xmlns:w16="http://schemas.microsoft.com/office/word/2018/wordml" xmlns:w16sdtdh="http://schemas.microsoft.com/office/word/2020/wordml/sdtdatahash" xmlns:w16se="http://schemas.microsoft.com/office/word/2015/wordml/symex" xmlns:wpg="http://schemas.microsoft.com/office/word/2010/wordprocessingGroup" xmlns:wpi="http://schemas.microsoft.com/office/word/2010/wordprocessingInk" xmlns:wne="http://schemas.microsoft.com/office/word/2006/wordml" xmlns:wps="http://schemas.microsoft.com/office/word/2010/wordprocessingShape" mc:Ignorable="w14 w15 w16se w16cid w16 w16cex w16sdtdh wp14">
+<w:endnotes xmlns:wpc="http://schemas.microsoft.com/office/word/2010/wordprocessingCanvas" xmlns:cx="http://schemas.microsoft.com/office/drawing/2014/chartex" xmlns:cx1="http://schemas.microsoft.com/office/drawing/2015/9/8/chartex" xmlns:cx2="http://schemas.microsoft.com/office/drawing/2015/10/21/chartex" xmlns:cx3="http://schemas.microsoft.com/office/drawing/2016/5/9/chartex" xmlns:cx4="http://schemas.microsoft.com/office/drawing/2016/5/10/chartex" xmlns:cx5="http://schemas.microsoft.com/office/drawing/2016/5/11/chartex" xmlns:cx6="http://schemas.microsoft.com/office/drawing/2016/5/12/chartex" xmlns:cx7="http://schemas.microsoft.com/office/drawing/2016/5/13/chartex" xmlns:cx8="http://schemas.microsoft.com/office/drawing/2016/5/14/chartex" xmlns:mc="http://schemas.openxmlformats.org/markup-compatibility/2006" xmlns:aink="http://schemas.microsoft.com/office/drawing/2016/ink" xmlns:am3d="http://schemas.microsoft.com/office/drawing/2017/model3d" xmlns:o="urn:schemas-microsoft-com:office:office" xmlns:r="http://schemas.openxmlformats.org/officeDocument/2006/relationships" xmlns:m="http://schemas.openxmlformats.org/officeDocument/2006/math" xmlns:v="urn:schemas-microsoft-com:vml" xmlns:wp14="http://schemas.microsoft.com/office/word/2010/wordprocessingDrawing" xmlns:wp="http://schemas.openxmlformats.org/drawingml/2006/wordprocessingDrawing" xmlns:w10="urn:schemas-microsoft-com:office:word" xmlns:w="http://schemas.openxmlformats.org/wordprocessingml/2006/main" xmlns:w14="http://schemas.microsoft.com/office/word/2010/wordml" xmlns:w15="http://schemas.microsoft.com/office/word/2012/wordml" xmlns:w16cex="http://schemas.microsoft.com/office/word/2018/wordml/cex" xmlns:w16cid="http://schemas.microsoft.com/office/word/2016/wordml/cid" xmlns:w16="http://schemas.microsoft.com/office/word/2018/wordml" xmlns:w16sdtdh="http://schemas.microsoft.com/office/word/2020/wordml/sdtdatahash" xmlns:w16se="http://schemas.microsoft.com/office/word/2015/wordml/symex" xmlns:wpg="http://schemas.microsoft.com/office/word/2010/wordprocessingGroup" xmlns:wpi="http://schemas.microsoft.com/office/word/2010/wordprocessingInk" xmlns:wne="http://schemas.microsoft.com/office/word/2006/wordml" xmlns:wps="http://schemas.microsoft.com/office/word/2010/wordprocessingShape" mc:Ignorable="w14 w15 w16se w16cid w16 w16cex w16sdtdh wp14">
   <w:endnote w:type="separator" w:id="-1">
     <w:p>
       <w:r>
@@ -2153,7 +2003,7 @@
 </file>
 
 <file path=word/footer1.xml><?xml version="1.0" encoding="utf-8"?>
-<w:ftr xmlns:wpc="http://schemas.microsoft.com/office/word/2010/wordprocessingCanvas" xmlns:cx="http://schemas.microsoft.com/office/drawing/2014/chartex" xmlns:cx1="http://schemas.microsoft.com/office/drawing/2015/9/8/chartex" xmlns:cx2="http://schemas.microsoft.com/office/drawing/2015/10/21/chartex" xmlns:cx3="http://schemas.microsoft.com/office/drawing/2016/5/9/chartex" xmlns:cx4="http://schemas.microsoft.com/office/drawing/2016/5/10/chartex" xmlns:cx5="http://schemas.microsoft.com/office/drawing/2016/5/11/chartex" xmlns:cx6="http://schemas.microsoft.com/office/drawing/2016/5/12/chartex" xmlns:cx7="http://schemas.microsoft.com/office/drawing/2016/5/13/chartex" xmlns:cx8="http://schemas.microsoft.com/office/drawing/2016/5/14/chartex" xmlns:mc="http://schemas.openxmlformats.org/markup-compatibility/2006" xmlns:aink="http://schemas.microsoft.com/office/drawing/2016/ink" xmlns:am3d="http://schemas.microsoft.com/office/drawing/2017/model3d" xmlns:o="urn:schemas-microsoft-com:office:office" xmlns:oel="http://schemas.microsoft.com/office/2019/extlst" xmlns:r="http://schemas.openxmlformats.org/officeDocument/2006/relationships" xmlns:m="http://schemas.openxmlformats.org/officeDocument/2006/math" xmlns:v="urn:schemas-microsoft-com:vml" xmlns:wp14="http://schemas.microsoft.com/office/word/2010/wordprocessingDrawing" xmlns:wp="http://schemas.openxmlformats.org/drawingml/2006/wordprocessingDrawing" xmlns:w10="urn:schemas-microsoft-com:office:word" xmlns:w="http://schemas.openxmlformats.org/wordprocessingml/2006/main" xmlns:w14="http://schemas.microsoft.com/office/word/2010/wordml" xmlns:w15="http://schemas.microsoft.com/office/word/2012/wordml" xmlns:w16cex="http://schemas.microsoft.com/office/word/2018/wordml/cex" xmlns:w16cid="http://schemas.microsoft.com/office/word/2016/wordml/cid" xmlns:w16="http://schemas.microsoft.com/office/word/2018/wordml" xmlns:w16sdtdh="http://schemas.microsoft.com/office/word/2020/wordml/sdtdatahash" xmlns:w16se="http://schemas.microsoft.com/office/word/2015/wordml/symex" xmlns:wpg="http://schemas.microsoft.com/office/word/2010/wordprocessingGroup" xmlns:wpi="http://schemas.microsoft.com/office/word/2010/wordprocessingInk" xmlns:wne="http://schemas.microsoft.com/office/word/2006/wordml" xmlns:wps="http://schemas.microsoft.com/office/word/2010/wordprocessingShape" mc:Ignorable="w14 w15 w16se w16cid w16 w16cex w16sdtdh wp14">
+<w:ftr xmlns:wpc="http://schemas.microsoft.com/office/word/2010/wordprocessingCanvas" xmlns:cx="http://schemas.microsoft.com/office/drawing/2014/chartex" xmlns:cx1="http://schemas.microsoft.com/office/drawing/2015/9/8/chartex" xmlns:cx2="http://schemas.microsoft.com/office/drawing/2015/10/21/chartex" xmlns:cx3="http://schemas.microsoft.com/office/drawing/2016/5/9/chartex" xmlns:cx4="http://schemas.microsoft.com/office/drawing/2016/5/10/chartex" xmlns:cx5="http://schemas.microsoft.com/office/drawing/2016/5/11/chartex" xmlns:cx6="http://schemas.microsoft.com/office/drawing/2016/5/12/chartex" xmlns:cx7="http://schemas.microsoft.com/office/drawing/2016/5/13/chartex" xmlns:cx8="http://schemas.microsoft.com/office/drawing/2016/5/14/chartex" xmlns:mc="http://schemas.openxmlformats.org/markup-compatibility/2006" xmlns:aink="http://schemas.microsoft.com/office/drawing/2016/ink" xmlns:am3d="http://schemas.microsoft.com/office/drawing/2017/model3d" xmlns:o="urn:schemas-microsoft-com:office:office" xmlns:r="http://schemas.openxmlformats.org/officeDocument/2006/relationships" xmlns:m="http://schemas.openxmlformats.org/officeDocument/2006/math" xmlns:v="urn:schemas-microsoft-com:vml" xmlns:wp14="http://schemas.microsoft.com/office/word/2010/wordprocessingDrawing" xmlns:wp="http://schemas.openxmlformats.org/drawingml/2006/wordprocessingDrawing" xmlns:w10="urn:schemas-microsoft-com:office:word" xmlns:w="http://schemas.openxmlformats.org/wordprocessingml/2006/main" xmlns:w14="http://schemas.microsoft.com/office/word/2010/wordml" xmlns:w15="http://schemas.microsoft.com/office/word/2012/wordml" xmlns:w16cex="http://schemas.microsoft.com/office/word/2018/wordml/cex" xmlns:w16cid="http://schemas.microsoft.com/office/word/2016/wordml/cid" xmlns:w16="http://schemas.microsoft.com/office/word/2018/wordml" xmlns:w16sdtdh="http://schemas.microsoft.com/office/word/2020/wordml/sdtdatahash" xmlns:w16se="http://schemas.microsoft.com/office/word/2015/wordml/symex" xmlns:wpg="http://schemas.microsoft.com/office/word/2010/wordprocessingGroup" xmlns:wpi="http://schemas.microsoft.com/office/word/2010/wordprocessingInk" xmlns:wne="http://schemas.microsoft.com/office/word/2006/wordml" xmlns:wps="http://schemas.microsoft.com/office/word/2010/wordprocessingShape" mc:Ignorable="w14 w15 w16se w16cid w16 w16cex w16sdtdh wp14">
   <w:tbl>
     <w:tblPr>
       <w:tblW w:w="0" w:type="auto"/>
@@ -2232,7 +2082,7 @@
 </file>
 
 <file path=word/footer2.xml><?xml version="1.0" encoding="utf-8"?>
-<w:ftr xmlns:wpc="http://schemas.microsoft.com/office/word/2010/wordprocessingCanvas" xmlns:cx="http://schemas.microsoft.com/office/drawing/2014/chartex" xmlns:cx1="http://schemas.microsoft.com/office/drawing/2015/9/8/chartex" xmlns:cx2="http://schemas.microsoft.com/office/drawing/2015/10/21/chartex" xmlns:cx3="http://schemas.microsoft.com/office/drawing/2016/5/9/chartex" xmlns:cx4="http://schemas.microsoft.com/office/drawing/2016/5/10/chartex" xmlns:cx5="http://schemas.microsoft.com/office/drawing/2016/5/11/chartex" xmlns:cx6="http://schemas.microsoft.com/office/drawing/2016/5/12/chartex" xmlns:cx7="http://schemas.microsoft.com/office/drawing/2016/5/13/chartex" xmlns:cx8="http://schemas.microsoft.com/office/drawing/2016/5/14/chartex" xmlns:mc="http://schemas.openxmlformats.org/markup-compatibility/2006" xmlns:aink="http://schemas.microsoft.com/office/drawing/2016/ink" xmlns:am3d="http://schemas.microsoft.com/office/drawing/2017/model3d" xmlns:o="urn:schemas-microsoft-com:office:office" xmlns:oel="http://schemas.microsoft.com/office/2019/extlst" xmlns:r="http://schemas.openxmlformats.org/officeDocument/2006/relationships" xmlns:m="http://schemas.openxmlformats.org/officeDocument/2006/math" xmlns:v="urn:schemas-microsoft-com:vml" xmlns:wp14="http://schemas.microsoft.com/office/word/2010/wordprocessingDrawing" xmlns:wp="http://schemas.openxmlformats.org/drawingml/2006/wordprocessingDrawing" xmlns:w10="urn:schemas-microsoft-com:office:word" xmlns:w="http://schemas.openxmlformats.org/wordprocessingml/2006/main" xmlns:w14="http://schemas.microsoft.com/office/word/2010/wordml" xmlns:w15="http://schemas.microsoft.com/office/word/2012/wordml" xmlns:w16cex="http://schemas.microsoft.com/office/word/2018/wordml/cex" xmlns:w16cid="http://schemas.microsoft.com/office/word/2016/wordml/cid" xmlns:w16="http://schemas.microsoft.com/office/word/2018/wordml" xmlns:w16sdtdh="http://schemas.microsoft.com/office/word/2020/wordml/sdtdatahash" xmlns:w16se="http://schemas.microsoft.com/office/word/2015/wordml/symex" xmlns:wpg="http://schemas.microsoft.com/office/word/2010/wordprocessingGroup" xmlns:wpi="http://schemas.microsoft.com/office/word/2010/wordprocessingInk" xmlns:wne="http://schemas.microsoft.com/office/word/2006/wordml" xmlns:wps="http://schemas.microsoft.com/office/word/2010/wordprocessingShape" mc:Ignorable="w14 w15 w16se w16cid w16 w16cex w16sdtdh wp14">
+<w:ftr xmlns:wpc="http://schemas.microsoft.com/office/word/2010/wordprocessingCanvas" xmlns:cx="http://schemas.microsoft.com/office/drawing/2014/chartex" xmlns:cx1="http://schemas.microsoft.com/office/drawing/2015/9/8/chartex" xmlns:cx2="http://schemas.microsoft.com/office/drawing/2015/10/21/chartex" xmlns:cx3="http://schemas.microsoft.com/office/drawing/2016/5/9/chartex" xmlns:cx4="http://schemas.microsoft.com/office/drawing/2016/5/10/chartex" xmlns:cx5="http://schemas.microsoft.com/office/drawing/2016/5/11/chartex" xmlns:cx6="http://schemas.microsoft.com/office/drawing/2016/5/12/chartex" xmlns:cx7="http://schemas.microsoft.com/office/drawing/2016/5/13/chartex" xmlns:cx8="http://schemas.microsoft.com/office/drawing/2016/5/14/chartex" xmlns:mc="http://schemas.openxmlformats.org/markup-compatibility/2006" xmlns:aink="http://schemas.microsoft.com/office/drawing/2016/ink" xmlns:am3d="http://schemas.microsoft.com/office/drawing/2017/model3d" xmlns:o="urn:schemas-microsoft-com:office:office" xmlns:r="http://schemas.openxmlformats.org/officeDocument/2006/relationships" xmlns:m="http://schemas.openxmlformats.org/officeDocument/2006/math" xmlns:v="urn:schemas-microsoft-com:vml" xmlns:wp14="http://schemas.microsoft.com/office/word/2010/wordprocessingDrawing" xmlns:wp="http://schemas.openxmlformats.org/drawingml/2006/wordprocessingDrawing" xmlns:w10="urn:schemas-microsoft-com:office:word" xmlns:w="http://schemas.openxmlformats.org/wordprocessingml/2006/main" xmlns:w14="http://schemas.microsoft.com/office/word/2010/wordml" xmlns:w15="http://schemas.microsoft.com/office/word/2012/wordml" xmlns:w16cex="http://schemas.microsoft.com/office/word/2018/wordml/cex" xmlns:w16cid="http://schemas.microsoft.com/office/word/2016/wordml/cid" xmlns:w16="http://schemas.microsoft.com/office/word/2018/wordml" xmlns:w16sdtdh="http://schemas.microsoft.com/office/word/2020/wordml/sdtdatahash" xmlns:w16se="http://schemas.microsoft.com/office/word/2015/wordml/symex" xmlns:wpg="http://schemas.microsoft.com/office/word/2010/wordprocessingGroup" xmlns:wpi="http://schemas.microsoft.com/office/word/2010/wordprocessingInk" xmlns:wne="http://schemas.microsoft.com/office/word/2006/wordml" xmlns:wps="http://schemas.microsoft.com/office/word/2010/wordprocessingShape" mc:Ignorable="w14 w15 w16se w16cid w16 w16cex w16sdtdh wp14">
   <w:tbl>
     <w:tblPr>
       <w:tblW w:w="0" w:type="auto"/>
@@ -2293,7 +2143,7 @@
 </file>
 
 <file path=word/footnotes.xml><?xml version="1.0" encoding="utf-8"?>
-<w:footnotes xmlns:wpc="http://schemas.microsoft.com/office/word/2010/wordprocessingCanvas" xmlns:cx="http://schemas.microsoft.com/office/drawing/2014/chartex" xmlns:cx1="http://schemas.microsoft.com/office/drawing/2015/9/8/chartex" xmlns:cx2="http://schemas.microsoft.com/office/drawing/2015/10/21/chartex" xmlns:cx3="http://schemas.microsoft.com/office/drawing/2016/5/9/chartex" xmlns:cx4="http://schemas.microsoft.com/office/drawing/2016/5/10/chartex" xmlns:cx5="http://schemas.microsoft.com/office/drawing/2016/5/11/chartex" xmlns:cx6="http://schemas.microsoft.com/office/drawing/2016/5/12/chartex" xmlns:cx7="http://schemas.microsoft.com/office/drawing/2016/5/13/chartex" xmlns:cx8="http://schemas.microsoft.com/office/drawing/2016/5/14/chartex" xmlns:mc="http://schemas.openxmlformats.org/markup-compatibility/2006" xmlns:aink="http://schemas.microsoft.com/office/drawing/2016/ink" xmlns:am3d="http://schemas.microsoft.com/office/drawing/2017/model3d" xmlns:o="urn:schemas-microsoft-com:office:office" xmlns:oel="http://schemas.microsoft.com/office/2019/extlst" xmlns:r="http://schemas.openxmlformats.org/officeDocument/2006/relationships" xmlns:m="http://schemas.openxmlformats.org/officeDocument/2006/math" xmlns:v="urn:schemas-microsoft-com:vml" xmlns:wp14="http://schemas.microsoft.com/office/word/2010/wordprocessingDrawing" xmlns:wp="http://schemas.openxmlformats.org/drawingml/2006/wordprocessingDrawing" xmlns:w10="urn:schemas-microsoft-com:office:word" xmlns:w="http://schemas.openxmlformats.org/wordprocessingml/2006/main" xmlns:w14="http://schemas.microsoft.com/office/word/2010/wordml" xmlns:w15="http://schemas.microsoft.com/office/word/2012/wordml" xmlns:w16cex="http://schemas.microsoft.com/office/word/2018/wordml/cex" xmlns:w16cid="http://schemas.microsoft.com/office/word/2016/wordml/cid" xmlns:w16="http://schemas.microsoft.com/office/word/2018/wordml" xmlns:w16sdtdh="http://schemas.microsoft.com/office/word/2020/wordml/sdtdatahash" xmlns:w16se="http://schemas.microsoft.com/office/word/2015/wordml/symex" xmlns:wpg="http://schemas.microsoft.com/office/word/2010/wordprocessingGroup" xmlns:wpi="http://schemas.microsoft.com/office/word/2010/wordprocessingInk" xmlns:wne="http://schemas.microsoft.com/office/word/2006/wordml" xmlns:wps="http://schemas.microsoft.com/office/word/2010/wordprocessingShape" mc:Ignorable="w14 w15 w16se w16cid w16 w16cex w16sdtdh wp14">
+<w:footnotes xmlns:wpc="http://schemas.microsoft.com/office/word/2010/wordprocessingCanvas" xmlns:cx="http://schemas.microsoft.com/office/drawing/2014/chartex" xmlns:cx1="http://schemas.microsoft.com/office/drawing/2015/9/8/chartex" xmlns:cx2="http://schemas.microsoft.com/office/drawing/2015/10/21/chartex" xmlns:cx3="http://schemas.microsoft.com/office/drawing/2016/5/9/chartex" xmlns:cx4="http://schemas.microsoft.com/office/drawing/2016/5/10/chartex" xmlns:cx5="http://schemas.microsoft.com/office/drawing/2016/5/11/chartex" xmlns:cx6="http://schemas.microsoft.com/office/drawing/2016/5/12/chartex" xmlns:cx7="http://schemas.microsoft.com/office/drawing/2016/5/13/chartex" xmlns:cx8="http://schemas.microsoft.com/office/drawing/2016/5/14/chartex" xmlns:mc="http://schemas.openxmlformats.org/markup-compatibility/2006" xmlns:aink="http://schemas.microsoft.com/office/drawing/2016/ink" xmlns:am3d="http://schemas.microsoft.com/office/drawing/2017/model3d" xmlns:o="urn:schemas-microsoft-com:office:office" xmlns:r="http://schemas.openxmlformats.org/officeDocument/2006/relationships" xmlns:m="http://schemas.openxmlformats.org/officeDocument/2006/math" xmlns:v="urn:schemas-microsoft-com:vml" xmlns:wp14="http://schemas.microsoft.com/office/word/2010/wordprocessingDrawing" xmlns:wp="http://schemas.openxmlformats.org/drawingml/2006/wordprocessingDrawing" xmlns:w10="urn:schemas-microsoft-com:office:word" xmlns:w="http://schemas.openxmlformats.org/wordprocessingml/2006/main" xmlns:w14="http://schemas.microsoft.com/office/word/2010/wordml" xmlns:w15="http://schemas.microsoft.com/office/word/2012/wordml" xmlns:w16cex="http://schemas.microsoft.com/office/word/2018/wordml/cex" xmlns:w16cid="http://schemas.microsoft.com/office/word/2016/wordml/cid" xmlns:w16="http://schemas.microsoft.com/office/word/2018/wordml" xmlns:w16sdtdh="http://schemas.microsoft.com/office/word/2020/wordml/sdtdatahash" xmlns:w16se="http://schemas.microsoft.com/office/word/2015/wordml/symex" xmlns:wpg="http://schemas.microsoft.com/office/word/2010/wordprocessingGroup" xmlns:wpi="http://schemas.microsoft.com/office/word/2010/wordprocessingInk" xmlns:wne="http://schemas.microsoft.com/office/word/2006/wordml" xmlns:wps="http://schemas.microsoft.com/office/word/2010/wordprocessingShape" mc:Ignorable="w14 w15 w16se w16cid w16 w16cex w16sdtdh wp14">
   <w:footnote w:type="separator" w:id="-1">
     <w:p>
       <w:r>
@@ -2312,7 +2162,7 @@
 </file>
 
 <file path=word/header1.xml><?xml version="1.0" encoding="utf-8"?>
-<w:hdr xmlns:wpc="http://schemas.microsoft.com/office/word/2010/wordprocessingCanvas" xmlns:cx="http://schemas.microsoft.com/office/drawing/2014/chartex" xmlns:cx1="http://schemas.microsoft.com/office/drawing/2015/9/8/chartex" xmlns:cx2="http://schemas.microsoft.com/office/drawing/2015/10/21/chartex" xmlns:cx3="http://schemas.microsoft.com/office/drawing/2016/5/9/chartex" xmlns:cx4="http://schemas.microsoft.com/office/drawing/2016/5/10/chartex" xmlns:cx5="http://schemas.microsoft.com/office/drawing/2016/5/11/chartex" xmlns:cx6="http://schemas.microsoft.com/office/drawing/2016/5/12/chartex" xmlns:cx7="http://schemas.microsoft.com/office/drawing/2016/5/13/chartex" xmlns:cx8="http://schemas.microsoft.com/office/drawing/2016/5/14/chartex" xmlns:mc="http://schemas.openxmlformats.org/markup-compatibility/2006" xmlns:aink="http://schemas.microsoft.com/office/drawing/2016/ink" xmlns:am3d="http://schemas.microsoft.com/office/drawing/2017/model3d" xmlns:o="urn:schemas-microsoft-com:office:office" xmlns:oel="http://schemas.microsoft.com/office/2019/extlst" xmlns:r="http://schemas.openxmlformats.org/officeDocument/2006/relationships" xmlns:m="http://schemas.openxmlformats.org/officeDocument/2006/math" xmlns:v="urn:schemas-microsoft-com:vml" xmlns:wp14="http://schemas.microsoft.com/office/word/2010/wordprocessingDrawing" xmlns:wp="http://schemas.openxmlformats.org/drawingml/2006/wordprocessingDrawing" xmlns:w10="urn:schemas-microsoft-com:office:word" xmlns:w="http://schemas.openxmlformats.org/wordprocessingml/2006/main" xmlns:w14="http://schemas.microsoft.com/office/word/2010/wordml" xmlns:w15="http://schemas.microsoft.com/office/word/2012/wordml" xmlns:w16cex="http://schemas.microsoft.com/office/word/2018/wordml/cex" xmlns:w16cid="http://schemas.microsoft.com/office/word/2016/wordml/cid" xmlns:w16="http://schemas.microsoft.com/office/word/2018/wordml" xmlns:w16sdtdh="http://schemas.microsoft.com/office/word/2020/wordml/sdtdatahash" xmlns:w16se="http://schemas.microsoft.com/office/word/2015/wordml/symex" xmlns:wpg="http://schemas.microsoft.com/office/word/2010/wordprocessingGroup" xmlns:wpi="http://schemas.microsoft.com/office/word/2010/wordprocessingInk" xmlns:wne="http://schemas.microsoft.com/office/word/2006/wordml" xmlns:wps="http://schemas.microsoft.com/office/word/2010/wordprocessingShape" mc:Ignorable="w14 w15 w16se w16cid w16 w16cex w16sdtdh wp14">
+<w:hdr xmlns:wpc="http://schemas.microsoft.com/office/word/2010/wordprocessingCanvas" xmlns:cx="http://schemas.microsoft.com/office/drawing/2014/chartex" xmlns:cx1="http://schemas.microsoft.com/office/drawing/2015/9/8/chartex" xmlns:cx2="http://schemas.microsoft.com/office/drawing/2015/10/21/chartex" xmlns:cx3="http://schemas.microsoft.com/office/drawing/2016/5/9/chartex" xmlns:cx4="http://schemas.microsoft.com/office/drawing/2016/5/10/chartex" xmlns:cx5="http://schemas.microsoft.com/office/drawing/2016/5/11/chartex" xmlns:cx6="http://schemas.microsoft.com/office/drawing/2016/5/12/chartex" xmlns:cx7="http://schemas.microsoft.com/office/drawing/2016/5/13/chartex" xmlns:cx8="http://schemas.microsoft.com/office/drawing/2016/5/14/chartex" xmlns:mc="http://schemas.openxmlformats.org/markup-compatibility/2006" xmlns:aink="http://schemas.microsoft.com/office/drawing/2016/ink" xmlns:am3d="http://schemas.microsoft.com/office/drawing/2017/model3d" xmlns:o="urn:schemas-microsoft-com:office:office" xmlns:r="http://schemas.openxmlformats.org/officeDocument/2006/relationships" xmlns:m="http://schemas.openxmlformats.org/officeDocument/2006/math" xmlns:v="urn:schemas-microsoft-com:vml" xmlns:wp14="http://schemas.microsoft.com/office/word/2010/wordprocessingDrawing" xmlns:wp="http://schemas.openxmlformats.org/drawingml/2006/wordprocessingDrawing" xmlns:w10="urn:schemas-microsoft-com:office:word" xmlns:w="http://schemas.openxmlformats.org/wordprocessingml/2006/main" xmlns:w14="http://schemas.microsoft.com/office/word/2010/wordml" xmlns:w15="http://schemas.microsoft.com/office/word/2012/wordml" xmlns:w16cex="http://schemas.microsoft.com/office/word/2018/wordml/cex" xmlns:w16cid="http://schemas.microsoft.com/office/word/2016/wordml/cid" xmlns:w16="http://schemas.microsoft.com/office/word/2018/wordml" xmlns:w16sdtdh="http://schemas.microsoft.com/office/word/2020/wordml/sdtdatahash" xmlns:w16se="http://schemas.microsoft.com/office/word/2015/wordml/symex" xmlns:wpg="http://schemas.microsoft.com/office/word/2010/wordprocessingGroup" xmlns:wpi="http://schemas.microsoft.com/office/word/2010/wordprocessingInk" xmlns:wne="http://schemas.microsoft.com/office/word/2006/wordml" xmlns:wps="http://schemas.microsoft.com/office/word/2010/wordprocessingShape" mc:Ignorable="w14 w15 w16se w16cid w16 w16cex w16sdtdh wp14">
   <w:tbl>
     <w:tblPr>
       <w:tblW w:w="0" w:type="auto"/>
@@ -2373,7 +2223,7 @@
 </file>
 
 <file path=word/header2.xml><?xml version="1.0" encoding="utf-8"?>
-<w:hdr xmlns:wpc="http://schemas.microsoft.com/office/word/2010/wordprocessingCanvas" xmlns:cx="http://schemas.microsoft.com/office/drawing/2014/chartex" xmlns:cx1="http://schemas.microsoft.com/office/drawing/2015/9/8/chartex" xmlns:cx2="http://schemas.microsoft.com/office/drawing/2015/10/21/chartex" xmlns:cx3="http://schemas.microsoft.com/office/drawing/2016/5/9/chartex" xmlns:cx4="http://schemas.microsoft.com/office/drawing/2016/5/10/chartex" xmlns:cx5="http://schemas.microsoft.com/office/drawing/2016/5/11/chartex" xmlns:cx6="http://schemas.microsoft.com/office/drawing/2016/5/12/chartex" xmlns:cx7="http://schemas.microsoft.com/office/drawing/2016/5/13/chartex" xmlns:cx8="http://schemas.microsoft.com/office/drawing/2016/5/14/chartex" xmlns:mc="http://schemas.openxmlformats.org/markup-compatibility/2006" xmlns:aink="http://schemas.microsoft.com/office/drawing/2016/ink" xmlns:am3d="http://schemas.microsoft.com/office/drawing/2017/model3d" xmlns:o="urn:schemas-microsoft-com:office:office" xmlns:oel="http://schemas.microsoft.com/office/2019/extlst" xmlns:r="http://schemas.openxmlformats.org/officeDocument/2006/relationships" xmlns:m="http://schemas.openxmlformats.org/officeDocument/2006/math" xmlns:v="urn:schemas-microsoft-com:vml" xmlns:wp14="http://schemas.microsoft.com/office/word/2010/wordprocessingDrawing" xmlns:wp="http://schemas.openxmlformats.org/drawingml/2006/wordprocessingDrawing" xmlns:w10="urn:schemas-microsoft-com:office:word" xmlns:w="http://schemas.openxmlformats.org/wordprocessingml/2006/main" xmlns:w14="http://schemas.microsoft.com/office/word/2010/wordml" xmlns:w15="http://schemas.microsoft.com/office/word/2012/wordml" xmlns:w16cex="http://schemas.microsoft.com/office/word/2018/wordml/cex" xmlns:w16cid="http://schemas.microsoft.com/office/word/2016/wordml/cid" xmlns:w16="http://schemas.microsoft.com/office/word/2018/wordml" xmlns:w16sdtdh="http://schemas.microsoft.com/office/word/2020/wordml/sdtdatahash" xmlns:w16se="http://schemas.microsoft.com/office/word/2015/wordml/symex" xmlns:wpg="http://schemas.microsoft.com/office/word/2010/wordprocessingGroup" xmlns:wpi="http://schemas.microsoft.com/office/word/2010/wordprocessingInk" xmlns:wne="http://schemas.microsoft.com/office/word/2006/wordml" xmlns:wps="http://schemas.microsoft.com/office/word/2010/wordprocessingShape" mc:Ignorable="w14 w15 w16se w16cid w16 w16cex w16sdtdh wp14">
+<w:hdr xmlns:wpc="http://schemas.microsoft.com/office/word/2010/wordprocessingCanvas" xmlns:cx="http://schemas.microsoft.com/office/drawing/2014/chartex" xmlns:cx1="http://schemas.microsoft.com/office/drawing/2015/9/8/chartex" xmlns:cx2="http://schemas.microsoft.com/office/drawing/2015/10/21/chartex" xmlns:cx3="http://schemas.microsoft.com/office/drawing/2016/5/9/chartex" xmlns:cx4="http://schemas.microsoft.com/office/drawing/2016/5/10/chartex" xmlns:cx5="http://schemas.microsoft.com/office/drawing/2016/5/11/chartex" xmlns:cx6="http://schemas.microsoft.com/office/drawing/2016/5/12/chartex" xmlns:cx7="http://schemas.microsoft.com/office/drawing/2016/5/13/chartex" xmlns:cx8="http://schemas.microsoft.com/office/drawing/2016/5/14/chartex" xmlns:mc="http://schemas.openxmlformats.org/markup-compatibility/2006" xmlns:aink="http://schemas.microsoft.com/office/drawing/2016/ink" xmlns:am3d="http://schemas.microsoft.com/office/drawing/2017/model3d" xmlns:o="urn:schemas-microsoft-com:office:office" xmlns:r="http://schemas.openxmlformats.org/officeDocument/2006/relationships" xmlns:m="http://schemas.openxmlformats.org/officeDocument/2006/math" xmlns:v="urn:schemas-microsoft-com:vml" xmlns:wp14="http://schemas.microsoft.com/office/word/2010/wordprocessingDrawing" xmlns:wp="http://schemas.openxmlformats.org/drawingml/2006/wordprocessingDrawing" xmlns:w10="urn:schemas-microsoft-com:office:word" xmlns:w="http://schemas.openxmlformats.org/wordprocessingml/2006/main" xmlns:w14="http://schemas.microsoft.com/office/word/2010/wordml" xmlns:w15="http://schemas.microsoft.com/office/word/2012/wordml" xmlns:w16cex="http://schemas.microsoft.com/office/word/2018/wordml/cex" xmlns:w16cid="http://schemas.microsoft.com/office/word/2016/wordml/cid" xmlns:w16="http://schemas.microsoft.com/office/word/2018/wordml" xmlns:w16sdtdh="http://schemas.microsoft.com/office/word/2020/wordml/sdtdatahash" xmlns:w16se="http://schemas.microsoft.com/office/word/2015/wordml/symex" xmlns:wpg="http://schemas.microsoft.com/office/word/2010/wordprocessingGroup" xmlns:wpi="http://schemas.microsoft.com/office/word/2010/wordprocessingInk" xmlns:wne="http://schemas.microsoft.com/office/word/2006/wordml" xmlns:wps="http://schemas.microsoft.com/office/word/2010/wordprocessingShape" mc:Ignorable="w14 w15 w16se w16cid w16 w16cex w16sdtdh wp14">
   <w:p/>
   <w:tbl>
     <w:tblPr>
@@ -2435,7 +2285,7 @@
 </file>
 
 <file path=word/numbering.xml><?xml version="1.0" encoding="utf-8"?>
-<w:numbering xmlns:wpc="http://schemas.microsoft.com/office/word/2010/wordprocessingCanvas" xmlns:cx="http://schemas.microsoft.com/office/drawing/2014/chartex" xmlns:cx1="http://schemas.microsoft.com/office/drawing/2015/9/8/chartex" xmlns:cx2="http://schemas.microsoft.com/office/drawing/2015/10/21/chartex" xmlns:cx3="http://schemas.microsoft.com/office/drawing/2016/5/9/chartex" xmlns:cx4="http://schemas.microsoft.com/office/drawing/2016/5/10/chartex" xmlns:cx5="http://schemas.microsoft.com/office/drawing/2016/5/11/chartex" xmlns:cx6="http://schemas.microsoft.com/office/drawing/2016/5/12/chartex" xmlns:cx7="http://schemas.microsoft.com/office/drawing/2016/5/13/chartex" xmlns:cx8="http://schemas.microsoft.com/office/drawing/2016/5/14/chartex" xmlns:mc="http://schemas.openxmlformats.org/markup-compatibility/2006" xmlns:aink="http://schemas.microsoft.com/office/drawing/2016/ink" xmlns:am3d="http://schemas.microsoft.com/office/drawing/2017/model3d" xmlns:o="urn:schemas-microsoft-com:office:office" xmlns:oel="http://schemas.microsoft.com/office/2019/extlst" xmlns:r="http://schemas.openxmlformats.org/officeDocument/2006/relationships" xmlns:m="http://schemas.openxmlformats.org/officeDocument/2006/math" xmlns:v="urn:schemas-microsoft-com:vml" xmlns:wp14="http://schemas.microsoft.com/office/word/2010/wordprocessingDrawing" xmlns:wp="http://schemas.openxmlformats.org/drawingml/2006/wordprocessingDrawing" xmlns:w10="urn:schemas-microsoft-com:office:word" xmlns:w="http://schemas.openxmlformats.org/wordprocessingml/2006/main" xmlns:w14="http://schemas.microsoft.com/office/word/2010/wordml" xmlns:w15="http://schemas.microsoft.com/office/word/2012/wordml" xmlns:w16cex="http://schemas.microsoft.com/office/word/2018/wordml/cex" xmlns:w16cid="http://schemas.microsoft.com/office/word/2016/wordml/cid" xmlns:w16="http://schemas.microsoft.com/office/word/2018/wordml" xmlns:w16sdtdh="http://schemas.microsoft.com/office/word/2020/wordml/sdtdatahash" xmlns:w16se="http://schemas.microsoft.com/office/word/2015/wordml/symex" xmlns:wpg="http://schemas.microsoft.com/office/word/2010/wordprocessingGroup" xmlns:wpi="http://schemas.microsoft.com/office/word/2010/wordprocessingInk" xmlns:wne="http://schemas.microsoft.com/office/word/2006/wordml" xmlns:wps="http://schemas.microsoft.com/office/word/2010/wordprocessingShape" mc:Ignorable="w14 w15 w16se w16cid w16 w16cex w16sdtdh wp14">
+<w:numbering xmlns:wpc="http://schemas.microsoft.com/office/word/2010/wordprocessingCanvas" xmlns:cx="http://schemas.microsoft.com/office/drawing/2014/chartex" xmlns:cx1="http://schemas.microsoft.com/office/drawing/2015/9/8/chartex" xmlns:cx2="http://schemas.microsoft.com/office/drawing/2015/10/21/chartex" xmlns:cx3="http://schemas.microsoft.com/office/drawing/2016/5/9/chartex" xmlns:cx4="http://schemas.microsoft.com/office/drawing/2016/5/10/chartex" xmlns:cx5="http://schemas.microsoft.com/office/drawing/2016/5/11/chartex" xmlns:cx6="http://schemas.microsoft.com/office/drawing/2016/5/12/chartex" xmlns:cx7="http://schemas.microsoft.com/office/drawing/2016/5/13/chartex" xmlns:cx8="http://schemas.microsoft.com/office/drawing/2016/5/14/chartex" xmlns:mc="http://schemas.openxmlformats.org/markup-compatibility/2006" xmlns:aink="http://schemas.microsoft.com/office/drawing/2016/ink" xmlns:am3d="http://schemas.microsoft.com/office/drawing/2017/model3d" xmlns:o="urn:schemas-microsoft-com:office:office" xmlns:r="http://schemas.openxmlformats.org/officeDocument/2006/relationships" xmlns:m="http://schemas.openxmlformats.org/officeDocument/2006/math" xmlns:v="urn:schemas-microsoft-com:vml" xmlns:wp14="http://schemas.microsoft.com/office/word/2010/wordprocessingDrawing" xmlns:wp="http://schemas.openxmlformats.org/drawingml/2006/wordprocessingDrawing" xmlns:w10="urn:schemas-microsoft-com:office:word" xmlns:w="http://schemas.openxmlformats.org/wordprocessingml/2006/main" xmlns:w14="http://schemas.microsoft.com/office/word/2010/wordml" xmlns:w15="http://schemas.microsoft.com/office/word/2012/wordml" xmlns:w16cex="http://schemas.microsoft.com/office/word/2018/wordml/cex" xmlns:w16cid="http://schemas.microsoft.com/office/word/2016/wordml/cid" xmlns:w16="http://schemas.microsoft.com/office/word/2018/wordml" xmlns:w16sdtdh="http://schemas.microsoft.com/office/word/2020/wordml/sdtdatahash" xmlns:w16se="http://schemas.microsoft.com/office/word/2015/wordml/symex" xmlns:wpg="http://schemas.microsoft.com/office/word/2010/wordprocessingGroup" xmlns:wpi="http://schemas.microsoft.com/office/word/2010/wordprocessingInk" xmlns:wne="http://schemas.microsoft.com/office/word/2006/wordml" xmlns:wps="http://schemas.microsoft.com/office/word/2010/wordprocessingShape" mc:Ignorable="w14 w15 w16se w16cid w16 w16cex w16sdtdh wp14">
   <w:abstractNum w:abstractNumId="0" w15:restartNumberingAfterBreak="0">
     <w:nsid w:val="0DC68866"/>
     <w:multiLevelType w:val="multilevel"/>
@@ -3259,31 +3109,31 @@
       </w:pPr>
     </w:lvl>
   </w:abstractNum>
-  <w:num w:numId="1" w16cid:durableId="1773011599">
+  <w:num w:numId="1">
     <w:abstractNumId w:val="0"/>
   </w:num>
-  <w:num w:numId="2" w16cid:durableId="550846164">
+  <w:num w:numId="2">
     <w:abstractNumId w:val="5"/>
   </w:num>
-  <w:num w:numId="3" w16cid:durableId="319429667">
+  <w:num w:numId="3">
     <w:abstractNumId w:val="6"/>
   </w:num>
-  <w:num w:numId="4" w16cid:durableId="39129829">
+  <w:num w:numId="4">
     <w:abstractNumId w:val="2"/>
   </w:num>
-  <w:num w:numId="5" w16cid:durableId="1051151746">
+  <w:num w:numId="5">
     <w:abstractNumId w:val="1"/>
   </w:num>
-  <w:num w:numId="6" w16cid:durableId="1556428068">
+  <w:num w:numId="6">
     <w:abstractNumId w:val="8"/>
   </w:num>
-  <w:num w:numId="7" w16cid:durableId="1866088963">
+  <w:num w:numId="7">
     <w:abstractNumId w:val="7"/>
   </w:num>
-  <w:num w:numId="8" w16cid:durableId="1651905470">
+  <w:num w:numId="8">
     <w:abstractNumId w:val="3"/>
   </w:num>
-  <w:num w:numId="9" w16cid:durableId="1677921427">
+  <w:num w:numId="9">
     <w:abstractNumId w:val="4"/>
   </w:num>
 </w:numbering>
@@ -3795,6 +3645,7 @@
   <w:style w:type="character" w:default="1" w:styleId="a0">
     <w:name w:val="Default Paragraph Font"/>
     <w:uiPriority w:val="1"/>
+    <w:semiHidden/>
     <w:unhideWhenUsed/>
   </w:style>
   <w:style w:type="table" w:default="1" w:styleId="a1">
